--- a/Estacion meteorologica/GeoMountains/FICHA-TECNICA-WS01.docx
+++ b/Estacion meteorologica/GeoMountains/FICHA-TECNICA-WS01.docx
@@ -1137,6 +1137,89 @@
         </w:tc>
       </w:tr>
     </w:tbl>
+    <w:p>
+      <w:pPr>
+        <w:pStyle w:val="BodyText"/>
+      </w:pPr>
+      <w:r>
+        <w:rPr>
+          <w:b/>
+          <w:bCs/>
+        </w:rPr>
+        <w:t xml:space="preserve">Los conteos anuales son el máximo aritmético, no una aproximación.</w:t>
+      </w:r>
+      <w:r>
+        <w:t xml:space="preserve"> </w:t>
+      </w:r>
+      <w:r>
+        <w:t xml:space="preserve">A 15 minutos</w:t>
+      </w:r>
+      <w:r>
+        <w:t xml:space="preserve"> </w:t>
+      </w:r>
+      <w:r>
+        <w:t xml:space="preserve">hay 96 registros por día, de modo que un año normal da 365 × 96 =</w:t>
+      </w:r>
+      <w:r>
+        <w:t xml:space="preserve"> </w:t>
+      </w:r>
+      <w:r>
+        <w:rPr>
+          <w:b/>
+          <w:bCs/>
+        </w:rPr>
+        <w:t xml:space="preserve">35.040</w:t>
+      </w:r>
+      <w:r>
+        <w:t xml:space="preserve"> </w:t>
+      </w:r>
+      <w:r>
+        <w:t xml:space="preserve">y uno</w:t>
+      </w:r>
+      <w:r>
+        <w:t xml:space="preserve"> </w:t>
+      </w:r>
+      <w:r>
+        <w:t xml:space="preserve">bisiesto 366 × 96 =</w:t>
+      </w:r>
+      <w:r>
+        <w:t xml:space="preserve"> </w:t>
+      </w:r>
+      <w:r>
+        <w:rPr>
+          <w:b/>
+          <w:bCs/>
+        </w:rPr>
+        <w:t xml:space="preserve">35.136</w:t>
+      </w:r>
+      <w:r>
+        <w:t xml:space="preserve">; los 96 registros de diferencia en 2020 y 2024 son</w:t>
+      </w:r>
+      <w:r>
+        <w:t xml:space="preserve"> </w:t>
+      </w:r>
+      <w:r>
+        <w:t xml:space="preserve">exactamente el 29 de febrero. Cada año completo da su máximo exacto, sin un solo</w:t>
+      </w:r>
+      <w:r>
+        <w:t xml:space="preserve"> </w:t>
+      </w:r>
+      <w:r>
+        <w:t xml:space="preserve">registro de menos, salvo 2025, que queda en 35.036 por los cuatro registros del</w:t>
+      </w:r>
+      <w:r>
+        <w:t xml:space="preserve"> </w:t>
+      </w:r>
+      <w:r>
+        <w:t xml:space="preserve">2025-09-07 descritos en §1.5. Que 2023 dé 35.040 exactos confirma además que el</w:t>
+      </w:r>
+      <w:r>
+        <w:t xml:space="preserve"> </w:t>
+      </w:r>
+      <w:r>
+        <w:t xml:space="preserve">salto de reloj de ese año no perdió datos: sólo movió estampas.</w:t>
+      </w:r>
+    </w:p>
     <w:bookmarkEnd w:id="9"/>
     <w:bookmarkStart w:id="10" w:name="referencia-temporal"/>
     <w:p>

--- a/Estacion meteorologica/GeoMountains/FICHA-TECNICA-WS01.docx
+++ b/Estacion meteorologica/GeoMountains/FICHA-TECNICA-WS01.docx
@@ -44,7 +44,7 @@
         </w:p>
       </w:sdtContent>
     </w:sdt>
-    <w:bookmarkStart w:id="23" w:name="X57e41567912723467fe707effe92337aec80dc6"/>
+    <w:bookmarkStart w:id="24" w:name="X57e41567912723467fe707effe92337aec80dc6"/>
     <w:p>
       <w:pPr>
         <w:pStyle w:val="Heading1"/>
@@ -331,7 +331,7 @@
         </w:pict>
       </w:r>
     </w:p>
-    <w:bookmarkStart w:id="14" w:name="lo-que-se-entrega"/>
+    <w:bookmarkStart w:id="15" w:name="lo-que-se-entrega"/>
     <w:p>
       <w:pPr>
         <w:pStyle w:val="Heading2"/>
@@ -4686,7 +4686,17 @@
               <w:pStyle w:val="Compact"/>
             </w:pPr>
             <w:r>
-              <w:t xml:space="preserve">Distancia cruda al suelo, NO altura de nieve: convertirla exige la referencia a suelo desnudo, no documentada</w:t>
+              <w:rPr>
+                <w:b/>
+                <w:bCs/>
+              </w:rPr>
+              <w:t xml:space="preserve">Baja cuando la nieve sube.</w:t>
+            </w:r>
+            <w:r>
+              <w:t xml:space="preserve"> </w:t>
+            </w:r>
+            <w:r>
+              <w:t xml:space="preserve">No es espesor; para convertirla, §1.6</w:t>
             </w:r>
           </w:p>
         </w:tc>
@@ -8312,22 +8322,14 @@
         <w:t xml:space="preserve">.</w:t>
       </w:r>
     </w:p>
-    <w:p>
-      <w:r>
-        <w:pict>
-          <v:rect style="width:0;height:1.5pt" o:hralign="center" o:hrstd="t" o:hr="t"/>
-        </w:pict>
-      </w:r>
-    </w:p>
     <w:bookmarkEnd w:id="13"/>
-    <w:bookmarkEnd w:id="14"/>
-    <w:bookmarkStart w:id="15" w:name="lo-que-no-se-entrega"/>
+    <w:bookmarkStart w:id="14" w:name="cómo-usar-el-canal-sónico"/>
     <w:p>
       <w:pPr>
-        <w:pStyle w:val="Heading2"/>
+        <w:pStyle w:val="Heading3"/>
       </w:pPr>
       <w:r>
-        <w:t xml:space="preserve">2. Lo que no se entrega</w:t>
+        <w:t xml:space="preserve">1.6 Cómo usar el canal sónico</w:t>
       </w:r>
     </w:p>
     <w:p>
@@ -8335,25 +8337,234 @@
         <w:pStyle w:val="FirstParagraph"/>
       </w:pPr>
       <w:r>
-        <w:t xml:space="preserve">5 canales que el logger emite y que este archivo omite. Ninguno es una</w:t>
-      </w:r>
-      <w:r>
-        <w:t xml:space="preserve"> </w:t>
-      </w:r>
-      <w:r>
-        <w:t xml:space="preserve">medición, y ninguno se presenta como nulo en los datos crudos: se presentan como ceros y</w:t>
-      </w:r>
-      <w:r>
-        <w:t xml:space="preserve"> </w:t>
-      </w:r>
-      <w:r>
-        <w:t xml:space="preserve">constantes, de modo que un consumidor que los reciba sin advertencia los leería como</w:t>
-      </w:r>
-      <w:r>
-        <w:t xml:space="preserve"> </w:t>
-      </w:r>
-      <w:r>
-        <w:t xml:space="preserve">válidos. La evidencia de abajo está calculada sobre el registro completo, no citada.</w:t>
+        <w:t xml:space="preserve">El sensor apunta hacia abajo y reporta la distancia desde el cabezal hasta la superficie</w:t>
+      </w:r>
+      <w:r>
+        <w:t xml:space="preserve"> </w:t>
+      </w:r>
+      <w:r>
+        <w:t xml:space="preserve">que tiene debajo.</w:t>
+      </w:r>
+      <w:r>
+        <w:t xml:space="preserve"> </w:t>
+      </w:r>
+      <w:r>
+        <w:rPr>
+          <w:b/>
+          <w:bCs/>
+        </w:rPr>
+        <w:t xml:space="preserve">El número se mueve al revés que la nieve:</w:t>
+      </w:r>
+      <w:r>
+        <w:t xml:space="preserve"> </w:t>
+      </w:r>
+      <w:r>
+        <w:t xml:space="preserve">cuando la nieve se acumula,</w:t>
+      </w:r>
+      <w:r>
+        <w:t xml:space="preserve"> </w:t>
+      </w:r>
+      <w:r>
+        <w:t xml:space="preserve">la superficie sube hacia el sensor y la distancia baja. Leer la columna como espesor</w:t>
+      </w:r>
+      <w:r>
+        <w:t xml:space="preserve"> </w:t>
+      </w:r>
+      <w:r>
+        <w:t xml:space="preserve">invierte la señal.</w:t>
+      </w:r>
+    </w:p>
+    <w:p>
+      <w:pPr>
+        <w:pStyle w:val="SourceCode"/>
+      </w:pPr>
+      <w:r>
+        <w:rPr>
+          <w:rStyle w:val="VerbatimChar"/>
+        </w:rPr>
+        <w:t xml:space="preserve">espesor de nieve  =  distancia a suelo desnudo  −  surface_distance_m</w:t>
+      </w:r>
+    </w:p>
+    <w:p>
+      <w:pPr>
+        <w:pStyle w:val="FirstParagraph"/>
+      </w:pPr>
+      <w:r>
+        <w:t xml:space="preserve">La distancia a suelo desnudo es la altura de montaje del cabezal, y</w:t>
+      </w:r>
+      <w:r>
+        <w:t xml:space="preserve"> </w:t>
+      </w:r>
+      <w:r>
+        <w:rPr>
+          <w:b/>
+          <w:bCs/>
+        </w:rPr>
+        <w:t xml:space="preserve">nunca se anotó</w:t>
+      </w:r>
+      <w:r>
+        <w:t xml:space="preserve">.</w:t>
+      </w:r>
+      <w:r>
+        <w:t xml:space="preserve"> </w:t>
+      </w:r>
+      <w:r>
+        <w:t xml:space="preserve">Se puede estimar del propio registro, y la ventana está elegida por medición:</w:t>
+      </w:r>
+    </w:p>
+    <w:p>
+      <w:pPr>
+        <w:pStyle w:val="BodyText"/>
+      </w:pPr>
+      <w:r>
+        <w:rPr>
+          <w:b/>
+          <w:bCs/>
+        </w:rPr>
+        <w:t xml:space="preserve">Noviembre</w:t>
+      </w:r>
+      <w:r>
+        <w:t xml:space="preserve">, con</w:t>
+      </w:r>
+      <w:r>
+        <w:t xml:space="preserve"> </w:t>
+      </w:r>
+      <w:r>
+        <w:rPr>
+          <w:b/>
+          <w:bCs/>
+        </w:rPr>
+        <w:t xml:space="preserve">9 mm</w:t>
+      </w:r>
+      <w:r>
+        <w:t xml:space="preserve"> </w:t>
+      </w:r>
+      <w:r>
+        <w:t xml:space="preserve">de dispersión entre los tres años disponibles. Es el mes</w:t>
+      </w:r>
+      <w:r>
+        <w:t xml:space="preserve"> </w:t>
+      </w:r>
+      <w:r>
+        <w:t xml:space="preserve">posterior al derretimiento y anterior a la nieve. Octubre</w:t>
+      </w:r>
+      <w:r>
+        <w:t xml:space="preserve"> </w:t>
+      </w:r>
+      <w:r>
+        <w:rPr>
+          <w:b/>
+          <w:bCs/>
+        </w:rPr>
+        <w:t xml:space="preserve">no</w:t>
+      </w:r>
+      <w:r>
+        <w:t xml:space="preserve"> </w:t>
+      </w:r>
+      <w:r>
+        <w:t xml:space="preserve">sirve: dentro del mes la</w:t>
+      </w:r>
+      <w:r>
+        <w:t xml:space="preserve"> </w:t>
+      </w:r>
+      <w:r>
+        <w:t xml:space="preserve">distancia sube 66 mm (2018), 209 mm (2019) y 863 mm (2020) entre los días 1–5 y 26–31, que es</w:t>
+      </w:r>
+      <w:r>
+        <w:t xml:space="preserve"> </w:t>
+      </w:r>
+      <w:r>
+        <w:t xml:space="preserve">nieve residual derritiéndose. Diciembre–enero es más estable que octubre–noviembre (31 mm</w:t>
+      </w:r>
+      <w:r>
+        <w:t xml:space="preserve"> </w:t>
+      </w:r>
+      <w:r>
+        <w:t xml:space="preserve">contra 147 mm) pero peor que noviembre solo, y se mide unos 9 °C por encima de la temporada</w:t>
+      </w:r>
+      <w:r>
+        <w:t xml:space="preserve"> </w:t>
+      </w:r>
+      <w:r>
+        <w:t xml:space="preserve">de nieve, lo que en este canal importa:</w:t>
+      </w:r>
+    </w:p>
+    <w:p>
+      <w:pPr>
+        <w:pStyle w:val="BodyText"/>
+      </w:pPr>
+      <w:r>
+        <w:rPr>
+          <w:b/>
+          <w:bCs/>
+        </w:rPr>
+        <w:t xml:space="preserve">El canal crudo depende de la temperatura: −7,0 mm por cada °C</w:t>
+      </w:r>
+      <w:r>
+        <w:t xml:space="preserve"> </w:t>
+      </w:r>
+      <w:r>
+        <w:t xml:space="preserve">(r = −0,678 sobre 18 meses sin nieve). La velocidad del sonido crece con la</w:t>
+      </w:r>
+      <w:r>
+        <w:t xml:space="preserve"> </w:t>
+      </w:r>
+      <w:r>
+        <w:t xml:space="preserve">temperatura, y</w:t>
+      </w:r>
+      <w:r>
+        <w:t xml:space="preserve"> </w:t>
+      </w:r>
+      <w:r>
+        <w:rPr>
+          <w:rStyle w:val="VerbatimChar"/>
+        </w:rPr>
+        <w:t xml:space="preserve">DT</w:t>
+      </w:r>
+      <w:r>
+        <w:t xml:space="preserve"> </w:t>
+      </w:r>
+      <w:r>
+        <w:t xml:space="preserve">no lleva esa corrección —</w:t>
+      </w:r>
+      <w:r>
+        <w:t xml:space="preserve"> </w:t>
+      </w:r>
+      <w:r>
+        <w:rPr>
+          <w:rStyle w:val="VerbatimChar"/>
+        </w:rPr>
+        <w:t xml:space="preserve">TCDT</w:t>
+      </w:r>
+      <w:r>
+        <w:t xml:space="preserve"> </w:t>
+      </w:r>
+      <w:r>
+        <w:t xml:space="preserve">sí, pero el registro no tiene su</w:t>
+      </w:r>
+      <w:r>
+        <w:t xml:space="preserve"> </w:t>
+      </w:r>
+      <w:r>
+        <w:t xml:space="preserve">promedio de intervalo, sólo máximo y mínimo, cuyo punto medio está dominado por valores</w:t>
+      </w:r>
+      <w:r>
+        <w:t xml:space="preserve"> </w:t>
+      </w:r>
+      <w:r>
+        <w:t xml:space="preserve">atípicos y es inservible. Así que la referencia se corrige a la temperatura del invierno</w:t>
+      </w:r>
+      <w:r>
+        <w:t xml:space="preserve"> </w:t>
+      </w:r>
+      <w:r>
+        <w:t xml:space="preserve">(1,0 °C mediana de julio–agosto) para que el sesgo se cancele contra las lecturas de</w:t>
+      </w:r>
+      <w:r>
+        <w:t xml:space="preserve"> </w:t>
+      </w:r>
+      <w:r>
+        <w:t xml:space="preserve">la temporada en vez de sumarse a ellas:</w:t>
       </w:r>
     </w:p>
     <w:tbl>
@@ -8381,89 +8592,86 @@
               <w:pStyle w:val="Compact"/>
             </w:pPr>
             <w:r>
-              <w:t xml:space="preserve">Canal</w:t>
-            </w:r>
-          </w:p>
-        </w:tc>
-        <w:tc>
-          <w:tcPr/>
-          <w:p>
-            <w:pPr>
-              <w:pStyle w:val="Compact"/>
-            </w:pPr>
-            <w:r>
-              <w:t xml:space="preserve">Variable</w:t>
-            </w:r>
-          </w:p>
-        </w:tc>
-        <w:tc>
-          <w:tcPr/>
-          <w:p>
-            <w:pPr>
-              <w:pStyle w:val="Compact"/>
-            </w:pPr>
-            <w:r>
-              <w:t xml:space="preserve">Unidad</w:t>
-            </w:r>
-          </w:p>
-        </w:tc>
-        <w:tc>
-          <w:tcPr/>
-          <w:p>
-            <w:pPr>
-              <w:pStyle w:val="Compact"/>
-            </w:pPr>
-            <w:r>
-              <w:t xml:space="preserve">Estado</w:t>
-            </w:r>
-          </w:p>
-        </w:tc>
-        <w:tc>
-          <w:tcPr/>
-          <w:p>
-            <w:pPr>
-              <w:pStyle w:val="Compact"/>
-            </w:pPr>
-            <w:r>
-              <w:t xml:space="preserve">Evidencia medida sobre los 265.038 registros</w:t>
-            </w:r>
-          </w:p>
-        </w:tc>
-      </w:tr>
-      <w:tr>
-        <w:tc>
-          <w:tcPr/>
-          <w:p>
-            <w:pPr>
-              <w:pStyle w:val="Compact"/>
-            </w:pPr>
-            <w:r>
-              <w:rPr>
-                <w:rStyle w:val="VerbatimChar"/>
-              </w:rPr>
-              <w:t xml:space="preserve">BP_mbar_Avg</w:t>
-            </w:r>
-          </w:p>
-        </w:tc>
-        <w:tc>
-          <w:tcPr/>
-          <w:p>
-            <w:pPr>
-              <w:pStyle w:val="Compact"/>
-            </w:pPr>
-            <w:r>
-              <w:t xml:space="preserve">Presión de estación</w:t>
-            </w:r>
-          </w:p>
-        </w:tc>
-        <w:tc>
-          <w:tcPr/>
-          <w:p>
-            <w:pPr>
-              <w:pStyle w:val="Compact"/>
-            </w:pPr>
-            <w:r>
-              <w:t xml:space="preserve">mbar</w:t>
+              <w:t xml:space="preserve">Ventana</w:t>
+            </w:r>
+          </w:p>
+        </w:tc>
+        <w:tc>
+          <w:tcPr/>
+          <w:p>
+            <w:pPr>
+              <w:pStyle w:val="Compact"/>
+            </w:pPr>
+            <w:r>
+              <w:t xml:space="preserve">Medido</w:t>
+            </w:r>
+          </w:p>
+        </w:tc>
+        <w:tc>
+          <w:tcPr/>
+          <w:p>
+            <w:pPr>
+              <w:pStyle w:val="Compact"/>
+            </w:pPr>
+            <w:r>
+              <w:t xml:space="preserve">A esa temperatura</w:t>
+            </w:r>
+          </w:p>
+        </w:tc>
+        <w:tc>
+          <w:tcPr/>
+          <w:p>
+            <w:pPr>
+              <w:pStyle w:val="Compact"/>
+            </w:pPr>
+            <w:r>
+              <w:t xml:space="preserve">Equivalente a invierno</w:t>
+            </w:r>
+          </w:p>
+        </w:tc>
+        <w:tc>
+          <w:tcPr/>
+          <w:p>
+            <w:pPr>
+              <w:pStyle w:val="Compact"/>
+            </w:pPr>
+            <w:r>
+              <w:t xml:space="preserve">Sirve para</w:t>
+            </w:r>
+          </w:p>
+        </w:tc>
+      </w:tr>
+      <w:tr>
+        <w:tc>
+          <w:tcPr/>
+          <w:p>
+            <w:pPr>
+              <w:pStyle w:val="Compact"/>
+            </w:pPr>
+            <w:r>
+              <w:t xml:space="preserve">noviembre 2018</w:t>
+            </w:r>
+          </w:p>
+        </w:tc>
+        <w:tc>
+          <w:tcPr/>
+          <w:p>
+            <w:pPr>
+              <w:pStyle w:val="Compact"/>
+            </w:pPr>
+            <w:r>
+              <w:t xml:space="preserve">2,627 m</w:t>
+            </w:r>
+          </w:p>
+        </w:tc>
+        <w:tc>
+          <w:tcPr/>
+          <w:p>
+            <w:pPr>
+              <w:pStyle w:val="Compact"/>
+            </w:pPr>
+            <w:r>
+              <w:t xml:space="preserve">6,7 °C</w:t>
             </w:r>
           </w:p>
         </w:tc>
@@ -8478,75 +8686,114 @@
                 <w:b/>
                 <w:bCs/>
               </w:rPr>
-              <w:t xml:space="preserve">Nunca funcionó</w:t>
-            </w:r>
-          </w:p>
-        </w:tc>
-        <w:tc>
-          <w:tcPr/>
-          <w:p>
-            <w:pPr>
-              <w:pStyle w:val="Compact"/>
-            </w:pPr>
-            <w:r>
-              <w:t xml:space="preserve">media 636,67 · σ</w:t>
-            </w:r>
-            <w:r>
-              <w:t xml:space="preserve"> </w:t>
-            </w:r>
+              <w:t xml:space="preserve">2,667 m</w:t>
+            </w:r>
+          </w:p>
+        </w:tc>
+        <w:tc>
+          <w:tcPr/>
+          <w:p>
+            <w:pPr>
+              <w:pStyle w:val="Compact"/>
+            </w:pPr>
+            <w:r>
+              <w:t xml:space="preserve">invierno 2019</w:t>
+            </w:r>
+          </w:p>
+        </w:tc>
+      </w:tr>
+      <w:tr>
+        <w:tc>
+          <w:tcPr/>
+          <w:p>
+            <w:pPr>
+              <w:pStyle w:val="Compact"/>
+            </w:pPr>
+            <w:r>
+              <w:t xml:space="preserve">noviembre 2019</w:t>
+            </w:r>
+          </w:p>
+        </w:tc>
+        <w:tc>
+          <w:tcPr/>
+          <w:p>
+            <w:pPr>
+              <w:pStyle w:val="Compact"/>
+            </w:pPr>
+            <w:r>
+              <w:t xml:space="preserve">2,618 m</w:t>
+            </w:r>
+          </w:p>
+        </w:tc>
+        <w:tc>
+          <w:tcPr/>
+          <w:p>
+            <w:pPr>
+              <w:pStyle w:val="Compact"/>
+            </w:pPr>
+            <w:r>
+              <w:t xml:space="preserve">7,3 °C</w:t>
+            </w:r>
+          </w:p>
+        </w:tc>
+        <w:tc>
+          <w:tcPr/>
+          <w:p>
+            <w:pPr>
+              <w:pStyle w:val="Compact"/>
+            </w:pPr>
             <w:r>
               <w:rPr>
                 <w:b/>
                 <w:bCs/>
               </w:rPr>
-              <w:t xml:space="preserve">0,18</w:t>
-            </w:r>
-            <w:r>
-              <w:t xml:space="preserve"> </w:t>
-            </w:r>
-            <w:r>
-              <w:t xml:space="preserve">· mín 636,02 · máx 638,19 · mediana 636,59</w:t>
-            </w:r>
-            <w:r>
-              <w:t xml:space="preserve">No es una medición atmosférica: la varianza de siete años es físicamente imposible</w:t>
-            </w:r>
-          </w:p>
-        </w:tc>
-      </w:tr>
-      <w:tr>
-        <w:tc>
-          <w:tcPr/>
-          <w:p>
-            <w:pPr>
-              <w:pStyle w:val="Compact"/>
-            </w:pPr>
-            <w:r>
-              <w:rPr>
-                <w:rStyle w:val="VerbatimChar"/>
-              </w:rPr>
-              <w:t xml:space="preserve">incomingLW_Avg</w:t>
-            </w:r>
-          </w:p>
-        </w:tc>
-        <w:tc>
-          <w:tcPr/>
-          <w:p>
-            <w:pPr>
-              <w:pStyle w:val="Compact"/>
-            </w:pPr>
-            <w:r>
-              <w:t xml:space="preserve">Onda larga incidente</w:t>
-            </w:r>
-          </w:p>
-        </w:tc>
-        <w:tc>
-          <w:tcPr/>
-          <w:p>
-            <w:pPr>
-              <w:pStyle w:val="Compact"/>
-            </w:pPr>
-            <w:r>
-              <w:t xml:space="preserve">W m⁻² †</w:t>
+              <w:t xml:space="preserve">2,662 m</w:t>
+            </w:r>
+          </w:p>
+        </w:tc>
+        <w:tc>
+          <w:tcPr/>
+          <w:p>
+            <w:pPr>
+              <w:pStyle w:val="Compact"/>
+            </w:pPr>
+            <w:r>
+              <w:t xml:space="preserve">invierno 2020</w:t>
+            </w:r>
+          </w:p>
+        </w:tc>
+      </w:tr>
+      <w:tr>
+        <w:tc>
+          <w:tcPr/>
+          <w:p>
+            <w:pPr>
+              <w:pStyle w:val="Compact"/>
+            </w:pPr>
+            <w:r>
+              <w:t xml:space="preserve">noviembre 2020</w:t>
+            </w:r>
+          </w:p>
+        </w:tc>
+        <w:tc>
+          <w:tcPr/>
+          <w:p>
+            <w:pPr>
+              <w:pStyle w:val="Compact"/>
+            </w:pPr>
+            <w:r>
+              <w:t xml:space="preserve">2,623 m</w:t>
+            </w:r>
+          </w:p>
+        </w:tc>
+        <w:tc>
+          <w:tcPr/>
+          <w:p>
+            <w:pPr>
+              <w:pStyle w:val="Compact"/>
+            </w:pPr>
+            <w:r>
+              <w:t xml:space="preserve">8,3 °C</w:t>
             </w:r>
           </w:p>
         </w:tc>
@@ -8561,75 +8808,179 @@
                 <w:b/>
                 <w:bCs/>
               </w:rPr>
-              <w:t xml:space="preserve">Inutilizable</w:t>
-            </w:r>
-          </w:p>
-        </w:tc>
-        <w:tc>
-          <w:tcPr/>
-          <w:p>
-            <w:pPr>
-              <w:pStyle w:val="Compact"/>
-            </w:pPr>
-            <w:r>
-              <w:t xml:space="preserve">media 78,85 · σ</w:t>
-            </w:r>
-            <w:r>
-              <w:t xml:space="preserve"> </w:t>
-            </w:r>
+              <w:t xml:space="preserve">2,674 m</w:t>
+            </w:r>
+          </w:p>
+        </w:tc>
+        <w:tc>
+          <w:tcPr/>
+          <w:p>
+            <w:pPr>
+              <w:pStyle w:val="Compact"/>
+            </w:pPr>
+            <w:r>
+              <w:t xml:space="preserve">invierno 2021</w:t>
+            </w:r>
+          </w:p>
+        </w:tc>
+      </w:tr>
+    </w:tbl>
+    <w:p>
+      <w:pPr>
+        <w:pStyle w:val="BodyText"/>
+      </w:pPr>
+      <w:r>
+        <w:t xml:space="preserve">Con esas referencias, el espesor sostenido de los dos inviernos con el sensor plenamente</w:t>
+      </w:r>
+      <w:r>
+        <w:t xml:space="preserve"> </w:t>
+      </w:r>
+      <w:r>
+        <w:t xml:space="preserve">operativo:</w:t>
+      </w:r>
+    </w:p>
+    <w:tbl>
+      <w:tblPr>
+        <w:tblStyle w:val="Table"/>
+        <w:tblW w:type="auto" w:w="0"/>
+        <w:tblLook w:firstRow="1" w:lastRow="0" w:firstColumn="0" w:lastColumn="0" w:noHBand="0" w:noVBand="0" w:val="0020"/>
+      </w:tblPr>
+      <w:tblGrid>
+        <w:gridCol w:w="1980"/>
+        <w:gridCol w:w="1980"/>
+        <w:gridCol w:w="1980"/>
+        <w:gridCol w:w="1980"/>
+      </w:tblGrid>
+      <w:tr>
+        <w:trPr>
+          <w:tblHeader w:val="on"/>
+        </w:trPr>
+        <w:tc>
+          <w:tcPr/>
+          <w:p>
+            <w:pPr>
+              <w:pStyle w:val="Compact"/>
+            </w:pPr>
+            <w:r>
+              <w:t xml:space="preserve">Invierno</w:t>
+            </w:r>
+          </w:p>
+        </w:tc>
+        <w:tc>
+          <w:tcPr/>
+          <w:p>
+            <w:pPr>
+              <w:pStyle w:val="Compact"/>
+            </w:pPr>
+            <w:r>
+              <w:t xml:space="preserve">Referencia</w:t>
+            </w:r>
+          </w:p>
+        </w:tc>
+        <w:tc>
+          <w:tcPr/>
+          <w:p>
+            <w:pPr>
+              <w:pStyle w:val="Compact"/>
+            </w:pPr>
+            <w:r>
+              <w:t xml:space="preserve">Mediana de agosto</w:t>
+            </w:r>
+          </w:p>
+        </w:tc>
+        <w:tc>
+          <w:tcPr/>
+          <w:p>
+            <w:pPr>
+              <w:pStyle w:val="Compact"/>
+            </w:pPr>
+            <w:r>
+              <w:t xml:space="preserve">Espesor sostenido</w:t>
+            </w:r>
+          </w:p>
+        </w:tc>
+      </w:tr>
+      <w:tr>
+        <w:tc>
+          <w:tcPr/>
+          <w:p>
+            <w:pPr>
+              <w:pStyle w:val="Compact"/>
+            </w:pPr>
+            <w:r>
+              <w:t xml:space="preserve">2019</w:t>
+            </w:r>
+          </w:p>
+        </w:tc>
+        <w:tc>
+          <w:tcPr/>
+          <w:p>
+            <w:pPr>
+              <w:pStyle w:val="Compact"/>
+            </w:pPr>
+            <w:r>
+              <w:t xml:space="preserve">2,667 m</w:t>
+            </w:r>
+          </w:p>
+        </w:tc>
+        <w:tc>
+          <w:tcPr/>
+          <w:p>
+            <w:pPr>
+              <w:pStyle w:val="Compact"/>
+            </w:pPr>
+            <w:r>
+              <w:t xml:space="preserve">1,844 m</w:t>
+            </w:r>
+          </w:p>
+        </w:tc>
+        <w:tc>
+          <w:tcPr/>
+          <w:p>
+            <w:pPr>
+              <w:pStyle w:val="Compact"/>
+            </w:pPr>
             <w:r>
               <w:rPr>
                 <w:b/>
                 <w:bCs/>
               </w:rPr>
-              <w:t xml:space="preserve">208,27</w:t>
-            </w:r>
-            <w:r>
-              <w:t xml:space="preserve"> </w:t>
-            </w:r>
-            <w:r>
-              <w:t xml:space="preserve">· mín −346,20 · máx 1.199,00 · mediana −0,07 · 25 ceros</w:t>
-            </w:r>
-            <w:r>
-              <w:t xml:space="preserve">Sigue a la onda corta y es negativa de noche. No es onda larga</w:t>
-            </w:r>
-          </w:p>
-        </w:tc>
-      </w:tr>
-      <w:tr>
-        <w:tc>
-          <w:tcPr/>
-          <w:p>
-            <w:pPr>
-              <w:pStyle w:val="Compact"/>
-            </w:pPr>
-            <w:r>
-              <w:rPr>
-                <w:rStyle w:val="VerbatimChar"/>
-              </w:rPr>
-              <w:t xml:space="preserve">outgoingLW_Avg</w:t>
-            </w:r>
-          </w:p>
-        </w:tc>
-        <w:tc>
-          <w:tcPr/>
-          <w:p>
-            <w:pPr>
-              <w:pStyle w:val="Compact"/>
-            </w:pPr>
-            <w:r>
-              <w:t xml:space="preserve">Onda larga emitida</w:t>
-            </w:r>
-          </w:p>
-        </w:tc>
-        <w:tc>
-          <w:tcPr/>
-          <w:p>
-            <w:pPr>
-              <w:pStyle w:val="Compact"/>
-            </w:pPr>
-            <w:r>
-              <w:t xml:space="preserve">W m⁻² †</w:t>
+              <w:t xml:space="preserve">0,82 m</w:t>
+            </w:r>
+          </w:p>
+        </w:tc>
+      </w:tr>
+      <w:tr>
+        <w:tc>
+          <w:tcPr/>
+          <w:p>
+            <w:pPr>
+              <w:pStyle w:val="Compact"/>
+            </w:pPr>
+            <w:r>
+              <w:t xml:space="preserve">2020</w:t>
+            </w:r>
+          </w:p>
+        </w:tc>
+        <w:tc>
+          <w:tcPr/>
+          <w:p>
+            <w:pPr>
+              <w:pStyle w:val="Compact"/>
+            </w:pPr>
+            <w:r>
+              <w:t xml:space="preserve">2,662 m</w:t>
+            </w:r>
+          </w:p>
+        </w:tc>
+        <w:tc>
+          <w:tcPr/>
+          <w:p>
+            <w:pPr>
+              <w:pStyle w:val="Compact"/>
+            </w:pPr>
+            <w:r>
+              <w:t xml:space="preserve">1,102 m</w:t>
             </w:r>
           </w:p>
         </w:tc>
@@ -8644,208 +8995,87 @@
                 <w:b/>
                 <w:bCs/>
               </w:rPr>
-              <w:t xml:space="preserve">Nunca funcionó</w:t>
-            </w:r>
-          </w:p>
-        </w:tc>
-        <w:tc>
-          <w:tcPr/>
-          <w:p>
-            <w:pPr>
-              <w:pStyle w:val="Compact"/>
-            </w:pPr>
-            <w:r>
-              <w:t xml:space="preserve">media 0,00 · σ</w:t>
-            </w:r>
-            <w:r>
-              <w:t xml:space="preserve"> </w:t>
-            </w:r>
-            <w:r>
-              <w:rPr>
-                <w:b/>
-                <w:bCs/>
-              </w:rPr>
-              <w:t xml:space="preserve">0,00</w:t>
-            </w:r>
-            <w:r>
-              <w:t xml:space="preserve"> </w:t>
-            </w:r>
-            <w:r>
-              <w:t xml:space="preserve">· mín 0,00 · máx 0,00 · mediana 0,00 · 265.038 ceros</w:t>
-            </w:r>
-            <w:r>
-              <w:t xml:space="preserve">Idénticamente cero desde el primer día</w:t>
-            </w:r>
-          </w:p>
-        </w:tc>
-      </w:tr>
-      <w:tr>
-        <w:tc>
-          <w:tcPr/>
-          <w:p>
-            <w:pPr>
-              <w:pStyle w:val="Compact"/>
-            </w:pPr>
-            <w:r>
-              <w:rPr>
-                <w:rStyle w:val="VerbatimChar"/>
-              </w:rPr>
-              <w:t xml:space="preserve">outgoingSW_Avg</w:t>
-            </w:r>
-          </w:p>
-        </w:tc>
-        <w:tc>
-          <w:tcPr/>
-          <w:p>
-            <w:pPr>
-              <w:pStyle w:val="Compact"/>
-            </w:pPr>
-            <w:r>
-              <w:t xml:space="preserve">Onda corta reflejada</w:t>
-            </w:r>
-          </w:p>
-        </w:tc>
-        <w:tc>
-          <w:tcPr/>
-          <w:p>
-            <w:pPr>
-              <w:pStyle w:val="Compact"/>
-            </w:pPr>
-            <w:r>
-              <w:t xml:space="preserve">W m⁻² †</w:t>
-            </w:r>
-          </w:p>
-        </w:tc>
-        <w:tc>
-          <w:tcPr/>
-          <w:p>
-            <w:pPr>
-              <w:pStyle w:val="Compact"/>
-            </w:pPr>
-            <w:r>
-              <w:rPr>
-                <w:b/>
-                <w:bCs/>
-              </w:rPr>
-              <w:t xml:space="preserve">Inutilizable</w:t>
-            </w:r>
-          </w:p>
-        </w:tc>
-        <w:tc>
-          <w:tcPr/>
-          <w:p>
-            <w:pPr>
-              <w:pStyle w:val="Compact"/>
-            </w:pPr>
-            <w:r>
-              <w:t xml:space="preserve">media −57,06 · σ</w:t>
-            </w:r>
-            <w:r>
-              <w:t xml:space="preserve"> </w:t>
-            </w:r>
-            <w:r>
-              <w:rPr>
-                <w:b/>
-                <w:bCs/>
-              </w:rPr>
-              <w:t xml:space="preserve">60,46</w:t>
-            </w:r>
-            <w:r>
-              <w:t xml:space="preserve"> </w:t>
-            </w:r>
-            <w:r>
-              <w:t xml:space="preserve">· mín −299,50 · máx 53,04 · mediana −47,23 · 126 ceros</w:t>
-            </w:r>
-            <w:r>
-              <w:t xml:space="preserve">Signo invertido. Posiblemente recuperable revisando el cableado</w:t>
-            </w:r>
-          </w:p>
-        </w:tc>
-      </w:tr>
-      <w:tr>
-        <w:tc>
-          <w:tcPr/>
-          <w:p>
-            <w:pPr>
-              <w:pStyle w:val="Compact"/>
-            </w:pPr>
-            <w:r>
-              <w:rPr>
-                <w:rStyle w:val="VerbatimChar"/>
-              </w:rPr>
-              <w:t xml:space="preserve">albedo_Avg</w:t>
-            </w:r>
-          </w:p>
-        </w:tc>
-        <w:tc>
-          <w:tcPr/>
-          <w:p>
-            <w:pPr>
-              <w:pStyle w:val="Compact"/>
-            </w:pPr>
-            <w:r>
-              <w:t xml:space="preserve">Albedo</w:t>
-            </w:r>
-          </w:p>
-        </w:tc>
-        <w:tc>
-          <w:tcPr/>
-          <w:p>
-            <w:pPr>
-              <w:pStyle w:val="Compact"/>
-            </w:pPr>
-            <w:r>
-              <w:t xml:space="preserve">adimensional †</w:t>
-            </w:r>
-          </w:p>
-        </w:tc>
-        <w:tc>
-          <w:tcPr/>
-          <w:p>
-            <w:pPr>
-              <w:pStyle w:val="Compact"/>
-            </w:pPr>
-            <w:r>
-              <w:rPr>
-                <w:b/>
-                <w:bCs/>
-              </w:rPr>
-              <w:t xml:space="preserve">Inutilizable</w:t>
-            </w:r>
-          </w:p>
-        </w:tc>
-        <w:tc>
-          <w:tcPr/>
-          <w:p>
-            <w:pPr>
-              <w:pStyle w:val="Compact"/>
-            </w:pPr>
-            <w:r>
-              <w:t xml:space="preserve">media −0,49 · σ</w:t>
-            </w:r>
-            <w:r>
-              <w:t xml:space="preserve"> </w:t>
-            </w:r>
-            <w:r>
-              <w:rPr>
-                <w:b/>
-                <w:bCs/>
-              </w:rPr>
-              <w:t xml:space="preserve">11,29</w:t>
-            </w:r>
-            <w:r>
-              <w:t xml:space="preserve"> </w:t>
-            </w:r>
-            <w:r>
-              <w:t xml:space="preserve">· mín −1.346,00 · máx 287,40 · mediana 0,11 · 6.380 ceros</w:t>
-            </w:r>
-            <w:r>
-              <w:t xml:space="preserve">Calculado a bordo a partir del par de onda corta; hereda sus fallas</w:t>
+              <w:t xml:space="preserve">1,56 m</w:t>
             </w:r>
           </w:p>
         </w:tc>
       </w:tr>
     </w:tbl>
+    <w:p>
+      <w:pPr>
+        <w:pStyle w:val="BodyText"/>
+      </w:pPr>
+      <w:r>
+        <w:rPr>
+          <w:b/>
+          <w:bCs/>
+        </w:rPr>
+        <w:t xml:space="preserve">Cuatro salvedades, y ninguna es menor.</w:t>
+      </w:r>
+      <w:r>
+        <w:t xml:space="preserve"> </w:t>
+      </w:r>
+      <w:r>
+        <w:t xml:space="preserve">Nada confirma que la superficie de referencia sea</w:t>
+      </w:r>
+      <w:r>
+        <w:t xml:space="preserve"> </w:t>
+      </w:r>
+      <w:r>
+        <w:t xml:space="preserve">suelo desnudo y no pasto o hojarasca. Si el sensor se remontó alguna vez, la referencia</w:t>
+      </w:r>
+      <w:r>
+        <w:t xml:space="preserve"> </w:t>
+      </w:r>
+      <w:r>
+        <w:t xml:space="preserve">cambió sin registro. La corrección de temperatura es una pendiente medida sobre medianas</w:t>
+      </w:r>
+      <w:r>
+        <w:t xml:space="preserve"> </w:t>
+      </w:r>
+      <w:r>
+        <w:t xml:space="preserve">mensuales, no una calibración del instrumento. Y los mínimos instantáneos implican espesores</w:t>
+      </w:r>
+      <w:r>
+        <w:t xml:space="preserve"> </w:t>
+      </w:r>
+      <w:r>
+        <w:t xml:space="preserve">mayores que las medianas mensuales — un solo registro de 15 minutos no es un máximo robusto.</w:t>
+      </w:r>
+    </w:p>
+    <w:p>
+      <w:pPr>
+        <w:pStyle w:val="BodyText"/>
+      </w:pPr>
+      <w:r>
+        <w:rPr>
+          <w:b/>
+          <w:bCs/>
+        </w:rPr>
+        <w:t xml:space="preserve">Una huincha en terreno reemplaza todo esto.</w:t>
+      </w:r>
+      <w:r>
+        <w:t xml:space="preserve"> </w:t>
+      </w:r>
+      <w:r>
+        <w:t xml:space="preserve">Medir la altura del cabezal del SR50 sobre el</w:t>
+      </w:r>
+      <w:r>
+        <w:t xml:space="preserve"> </w:t>
+      </w:r>
+      <w:r>
+        <w:t xml:space="preserve">suelo convierte tres años de datos de nieve en una serie con procedencia, y deja esta</w:t>
+      </w:r>
+      <w:r>
+        <w:t xml:space="preserve"> </w:t>
+      </w:r>
+      <w:r>
+        <w:t xml:space="preserve">estimación como contraste en vez de como única vía. Está en la lista de §3.1.</w:t>
+      </w:r>
+      <w:r>
+        <w:t xml:space="preserve"> </w:t>
+      </w:r>
+    </w:p>
     <w:p>
       <w:r>
         <w:pict>
@@ -8853,17 +9083,551 @@
         </w:pict>
       </w:r>
     </w:p>
+    <w:bookmarkEnd w:id="14"/>
     <w:bookmarkEnd w:id="15"/>
-    <w:bookmarkStart w:id="20" w:name="lo-que-falta"/>
+    <w:bookmarkStart w:id="16" w:name="lo-que-no-se-entrega"/>
     <w:p>
       <w:pPr>
         <w:pStyle w:val="Heading2"/>
       </w:pPr>
       <w:r>
+        <w:t xml:space="preserve">2. Lo que no se entrega</w:t>
+      </w:r>
+    </w:p>
+    <w:p>
+      <w:pPr>
+        <w:pStyle w:val="FirstParagraph"/>
+      </w:pPr>
+      <w:r>
+        <w:t xml:space="preserve">5 canales que el logger emite y que este archivo omite. Ninguno es una</w:t>
+      </w:r>
+      <w:r>
+        <w:t xml:space="preserve"> </w:t>
+      </w:r>
+      <w:r>
+        <w:t xml:space="preserve">medición, y ninguno se presenta como nulo en los datos crudos: se presentan como ceros y</w:t>
+      </w:r>
+      <w:r>
+        <w:t xml:space="preserve"> </w:t>
+      </w:r>
+      <w:r>
+        <w:t xml:space="preserve">constantes, de modo que un consumidor que los reciba sin advertencia los leería como</w:t>
+      </w:r>
+      <w:r>
+        <w:t xml:space="preserve"> </w:t>
+      </w:r>
+      <w:r>
+        <w:t xml:space="preserve">válidos. La evidencia de abajo está calculada sobre el registro completo, no citada.</w:t>
+      </w:r>
+    </w:p>
+    <w:tbl>
+      <w:tblPr>
+        <w:tblStyle w:val="Table"/>
+        <w:tblW w:type="pct" w:w="5000"/>
+        <w:tblLayout w:type="fixed"/>
+        <w:tblLook w:firstRow="1" w:lastRow="0" w:firstColumn="0" w:lastColumn="0" w:noHBand="0" w:noVBand="0" w:val="0020"/>
+      </w:tblPr>
+      <w:tblGrid>
+        <w:gridCol w:w="1584"/>
+        <w:gridCol w:w="1584"/>
+        <w:gridCol w:w="1584"/>
+        <w:gridCol w:w="1584"/>
+        <w:gridCol w:w="1584"/>
+      </w:tblGrid>
+      <w:tr>
+        <w:trPr>
+          <w:tblHeader w:val="on"/>
+        </w:trPr>
+        <w:tc>
+          <w:tcPr/>
+          <w:p>
+            <w:pPr>
+              <w:pStyle w:val="Compact"/>
+            </w:pPr>
+            <w:r>
+              <w:t xml:space="preserve">Canal</w:t>
+            </w:r>
+          </w:p>
+        </w:tc>
+        <w:tc>
+          <w:tcPr/>
+          <w:p>
+            <w:pPr>
+              <w:pStyle w:val="Compact"/>
+            </w:pPr>
+            <w:r>
+              <w:t xml:space="preserve">Variable</w:t>
+            </w:r>
+          </w:p>
+        </w:tc>
+        <w:tc>
+          <w:tcPr/>
+          <w:p>
+            <w:pPr>
+              <w:pStyle w:val="Compact"/>
+            </w:pPr>
+            <w:r>
+              <w:t xml:space="preserve">Unidad</w:t>
+            </w:r>
+          </w:p>
+        </w:tc>
+        <w:tc>
+          <w:tcPr/>
+          <w:p>
+            <w:pPr>
+              <w:pStyle w:val="Compact"/>
+            </w:pPr>
+            <w:r>
+              <w:t xml:space="preserve">Estado</w:t>
+            </w:r>
+          </w:p>
+        </w:tc>
+        <w:tc>
+          <w:tcPr/>
+          <w:p>
+            <w:pPr>
+              <w:pStyle w:val="Compact"/>
+            </w:pPr>
+            <w:r>
+              <w:t xml:space="preserve">Evidencia medida sobre los 265.038 registros</w:t>
+            </w:r>
+          </w:p>
+        </w:tc>
+      </w:tr>
+      <w:tr>
+        <w:tc>
+          <w:tcPr/>
+          <w:p>
+            <w:pPr>
+              <w:pStyle w:val="Compact"/>
+            </w:pPr>
+            <w:r>
+              <w:rPr>
+                <w:rStyle w:val="VerbatimChar"/>
+              </w:rPr>
+              <w:t xml:space="preserve">BP_mbar_Avg</w:t>
+            </w:r>
+          </w:p>
+        </w:tc>
+        <w:tc>
+          <w:tcPr/>
+          <w:p>
+            <w:pPr>
+              <w:pStyle w:val="Compact"/>
+            </w:pPr>
+            <w:r>
+              <w:t xml:space="preserve">Presión de estación</w:t>
+            </w:r>
+          </w:p>
+        </w:tc>
+        <w:tc>
+          <w:tcPr/>
+          <w:p>
+            <w:pPr>
+              <w:pStyle w:val="Compact"/>
+            </w:pPr>
+            <w:r>
+              <w:t xml:space="preserve">mbar</w:t>
+            </w:r>
+          </w:p>
+        </w:tc>
+        <w:tc>
+          <w:tcPr/>
+          <w:p>
+            <w:pPr>
+              <w:pStyle w:val="Compact"/>
+            </w:pPr>
+            <w:r>
+              <w:rPr>
+                <w:b/>
+                <w:bCs/>
+              </w:rPr>
+              <w:t xml:space="preserve">Nunca funcionó</w:t>
+            </w:r>
+          </w:p>
+        </w:tc>
+        <w:tc>
+          <w:tcPr/>
+          <w:p>
+            <w:pPr>
+              <w:pStyle w:val="Compact"/>
+            </w:pPr>
+            <w:r>
+              <w:t xml:space="preserve">media 636,67 · σ</w:t>
+            </w:r>
+            <w:r>
+              <w:t xml:space="preserve"> </w:t>
+            </w:r>
+            <w:r>
+              <w:rPr>
+                <w:b/>
+                <w:bCs/>
+              </w:rPr>
+              <w:t xml:space="preserve">0,18</w:t>
+            </w:r>
+            <w:r>
+              <w:t xml:space="preserve"> </w:t>
+            </w:r>
+            <w:r>
+              <w:t xml:space="preserve">· mín 636,02 · máx 638,19 · mediana 636,59</w:t>
+            </w:r>
+            <w:r>
+              <w:t xml:space="preserve">No es una medición atmosférica: la varianza de siete años es físicamente imposible</w:t>
+            </w:r>
+          </w:p>
+        </w:tc>
+      </w:tr>
+      <w:tr>
+        <w:tc>
+          <w:tcPr/>
+          <w:p>
+            <w:pPr>
+              <w:pStyle w:val="Compact"/>
+            </w:pPr>
+            <w:r>
+              <w:rPr>
+                <w:rStyle w:val="VerbatimChar"/>
+              </w:rPr>
+              <w:t xml:space="preserve">incomingLW_Avg</w:t>
+            </w:r>
+          </w:p>
+        </w:tc>
+        <w:tc>
+          <w:tcPr/>
+          <w:p>
+            <w:pPr>
+              <w:pStyle w:val="Compact"/>
+            </w:pPr>
+            <w:r>
+              <w:t xml:space="preserve">Onda larga incidente</w:t>
+            </w:r>
+          </w:p>
+        </w:tc>
+        <w:tc>
+          <w:tcPr/>
+          <w:p>
+            <w:pPr>
+              <w:pStyle w:val="Compact"/>
+            </w:pPr>
+            <w:r>
+              <w:t xml:space="preserve">W m⁻² †</w:t>
+            </w:r>
+          </w:p>
+        </w:tc>
+        <w:tc>
+          <w:tcPr/>
+          <w:p>
+            <w:pPr>
+              <w:pStyle w:val="Compact"/>
+            </w:pPr>
+            <w:r>
+              <w:rPr>
+                <w:b/>
+                <w:bCs/>
+              </w:rPr>
+              <w:t xml:space="preserve">Inutilizable</w:t>
+            </w:r>
+          </w:p>
+        </w:tc>
+        <w:tc>
+          <w:tcPr/>
+          <w:p>
+            <w:pPr>
+              <w:pStyle w:val="Compact"/>
+            </w:pPr>
+            <w:r>
+              <w:t xml:space="preserve">media 78,85 · σ</w:t>
+            </w:r>
+            <w:r>
+              <w:t xml:space="preserve"> </w:t>
+            </w:r>
+            <w:r>
+              <w:rPr>
+                <w:b/>
+                <w:bCs/>
+              </w:rPr>
+              <w:t xml:space="preserve">208,27</w:t>
+            </w:r>
+            <w:r>
+              <w:t xml:space="preserve"> </w:t>
+            </w:r>
+            <w:r>
+              <w:t xml:space="preserve">· mín −346,20 · máx 1.199,00 · mediana −0,07 · 25 ceros</w:t>
+            </w:r>
+            <w:r>
+              <w:t xml:space="preserve">Sigue a la onda corta y es negativa de noche. No es onda larga</w:t>
+            </w:r>
+          </w:p>
+        </w:tc>
+      </w:tr>
+      <w:tr>
+        <w:tc>
+          <w:tcPr/>
+          <w:p>
+            <w:pPr>
+              <w:pStyle w:val="Compact"/>
+            </w:pPr>
+            <w:r>
+              <w:rPr>
+                <w:rStyle w:val="VerbatimChar"/>
+              </w:rPr>
+              <w:t xml:space="preserve">outgoingLW_Avg</w:t>
+            </w:r>
+          </w:p>
+        </w:tc>
+        <w:tc>
+          <w:tcPr/>
+          <w:p>
+            <w:pPr>
+              <w:pStyle w:val="Compact"/>
+            </w:pPr>
+            <w:r>
+              <w:t xml:space="preserve">Onda larga emitida</w:t>
+            </w:r>
+          </w:p>
+        </w:tc>
+        <w:tc>
+          <w:tcPr/>
+          <w:p>
+            <w:pPr>
+              <w:pStyle w:val="Compact"/>
+            </w:pPr>
+            <w:r>
+              <w:t xml:space="preserve">W m⁻² †</w:t>
+            </w:r>
+          </w:p>
+        </w:tc>
+        <w:tc>
+          <w:tcPr/>
+          <w:p>
+            <w:pPr>
+              <w:pStyle w:val="Compact"/>
+            </w:pPr>
+            <w:r>
+              <w:rPr>
+                <w:b/>
+                <w:bCs/>
+              </w:rPr>
+              <w:t xml:space="preserve">Nunca funcionó</w:t>
+            </w:r>
+          </w:p>
+        </w:tc>
+        <w:tc>
+          <w:tcPr/>
+          <w:p>
+            <w:pPr>
+              <w:pStyle w:val="Compact"/>
+            </w:pPr>
+            <w:r>
+              <w:t xml:space="preserve">media 0,00 · σ</w:t>
+            </w:r>
+            <w:r>
+              <w:t xml:space="preserve"> </w:t>
+            </w:r>
+            <w:r>
+              <w:rPr>
+                <w:b/>
+                <w:bCs/>
+              </w:rPr>
+              <w:t xml:space="preserve">0,00</w:t>
+            </w:r>
+            <w:r>
+              <w:t xml:space="preserve"> </w:t>
+            </w:r>
+            <w:r>
+              <w:t xml:space="preserve">· mín 0,00 · máx 0,00 · mediana 0,00 · 265.038 ceros</w:t>
+            </w:r>
+            <w:r>
+              <w:t xml:space="preserve">Idénticamente cero desde el primer día</w:t>
+            </w:r>
+          </w:p>
+        </w:tc>
+      </w:tr>
+      <w:tr>
+        <w:tc>
+          <w:tcPr/>
+          <w:p>
+            <w:pPr>
+              <w:pStyle w:val="Compact"/>
+            </w:pPr>
+            <w:r>
+              <w:rPr>
+                <w:rStyle w:val="VerbatimChar"/>
+              </w:rPr>
+              <w:t xml:space="preserve">outgoingSW_Avg</w:t>
+            </w:r>
+          </w:p>
+        </w:tc>
+        <w:tc>
+          <w:tcPr/>
+          <w:p>
+            <w:pPr>
+              <w:pStyle w:val="Compact"/>
+            </w:pPr>
+            <w:r>
+              <w:t xml:space="preserve">Onda corta reflejada</w:t>
+            </w:r>
+          </w:p>
+        </w:tc>
+        <w:tc>
+          <w:tcPr/>
+          <w:p>
+            <w:pPr>
+              <w:pStyle w:val="Compact"/>
+            </w:pPr>
+            <w:r>
+              <w:t xml:space="preserve">W m⁻² †</w:t>
+            </w:r>
+          </w:p>
+        </w:tc>
+        <w:tc>
+          <w:tcPr/>
+          <w:p>
+            <w:pPr>
+              <w:pStyle w:val="Compact"/>
+            </w:pPr>
+            <w:r>
+              <w:rPr>
+                <w:b/>
+                <w:bCs/>
+              </w:rPr>
+              <w:t xml:space="preserve">Inutilizable</w:t>
+            </w:r>
+          </w:p>
+        </w:tc>
+        <w:tc>
+          <w:tcPr/>
+          <w:p>
+            <w:pPr>
+              <w:pStyle w:val="Compact"/>
+            </w:pPr>
+            <w:r>
+              <w:t xml:space="preserve">media −57,06 · σ</w:t>
+            </w:r>
+            <w:r>
+              <w:t xml:space="preserve"> </w:t>
+            </w:r>
+            <w:r>
+              <w:rPr>
+                <w:b/>
+                <w:bCs/>
+              </w:rPr>
+              <w:t xml:space="preserve">60,46</w:t>
+            </w:r>
+            <w:r>
+              <w:t xml:space="preserve"> </w:t>
+            </w:r>
+            <w:r>
+              <w:t xml:space="preserve">· mín −299,50 · máx 53,04 · mediana −47,23 · 126 ceros</w:t>
+            </w:r>
+            <w:r>
+              <w:t xml:space="preserve">Signo invertido. Posiblemente recuperable revisando el cableado</w:t>
+            </w:r>
+          </w:p>
+        </w:tc>
+      </w:tr>
+      <w:tr>
+        <w:tc>
+          <w:tcPr/>
+          <w:p>
+            <w:pPr>
+              <w:pStyle w:val="Compact"/>
+            </w:pPr>
+            <w:r>
+              <w:rPr>
+                <w:rStyle w:val="VerbatimChar"/>
+              </w:rPr>
+              <w:t xml:space="preserve">albedo_Avg</w:t>
+            </w:r>
+          </w:p>
+        </w:tc>
+        <w:tc>
+          <w:tcPr/>
+          <w:p>
+            <w:pPr>
+              <w:pStyle w:val="Compact"/>
+            </w:pPr>
+            <w:r>
+              <w:t xml:space="preserve">Albedo</w:t>
+            </w:r>
+          </w:p>
+        </w:tc>
+        <w:tc>
+          <w:tcPr/>
+          <w:p>
+            <w:pPr>
+              <w:pStyle w:val="Compact"/>
+            </w:pPr>
+            <w:r>
+              <w:t xml:space="preserve">adimensional †</w:t>
+            </w:r>
+          </w:p>
+        </w:tc>
+        <w:tc>
+          <w:tcPr/>
+          <w:p>
+            <w:pPr>
+              <w:pStyle w:val="Compact"/>
+            </w:pPr>
+            <w:r>
+              <w:rPr>
+                <w:b/>
+                <w:bCs/>
+              </w:rPr>
+              <w:t xml:space="preserve">Inutilizable</w:t>
+            </w:r>
+          </w:p>
+        </w:tc>
+        <w:tc>
+          <w:tcPr/>
+          <w:p>
+            <w:pPr>
+              <w:pStyle w:val="Compact"/>
+            </w:pPr>
+            <w:r>
+              <w:t xml:space="preserve">media −0,49 · σ</w:t>
+            </w:r>
+            <w:r>
+              <w:t xml:space="preserve"> </w:t>
+            </w:r>
+            <w:r>
+              <w:rPr>
+                <w:b/>
+                <w:bCs/>
+              </w:rPr>
+              <w:t xml:space="preserve">11,29</w:t>
+            </w:r>
+            <w:r>
+              <w:t xml:space="preserve"> </w:t>
+            </w:r>
+            <w:r>
+              <w:t xml:space="preserve">· mín −1.346,00 · máx 287,40 · mediana 0,11 · 6.380 ceros</w:t>
+            </w:r>
+            <w:r>
+              <w:t xml:space="preserve">Calculado a bordo a partir del par de onda corta; hereda sus fallas</w:t>
+            </w:r>
+          </w:p>
+        </w:tc>
+      </w:tr>
+    </w:tbl>
+    <w:p>
+      <w:r>
+        <w:pict>
+          <v:rect style="width:0;height:1.5pt" o:hralign="center" o:hrstd="t" o:hr="t"/>
+        </w:pict>
+      </w:r>
+    </w:p>
+    <w:bookmarkEnd w:id="16"/>
+    <w:bookmarkStart w:id="21" w:name="lo-que-falta"/>
+    <w:p>
+      <w:pPr>
+        <w:pStyle w:val="Heading2"/>
+      </w:pPr>
+      <w:r>
         <w:t xml:space="preserve">3. Lo que falta</w:t>
       </w:r>
     </w:p>
-    <w:bookmarkStart w:id="16" w:name="se-obtiene-en-una-visita-a-terreno"/>
+    <w:bookmarkStart w:id="17" w:name="se-obtiene-en-una-visita-a-terreno"/>
     <w:p>
       <w:pPr>
         <w:pStyle w:val="Heading3"/>
@@ -9114,6 +9878,34 @@
               <w:pStyle w:val="Compact"/>
             </w:pPr>
             <w:r>
+              <w:rPr>
+                <w:b/>
+                <w:bCs/>
+              </w:rPr>
+              <w:t xml:space="preserve">Medir con huincha la altura del cabezal del SR50 sobre el suelo</w:t>
+            </w:r>
+          </w:p>
+        </w:tc>
+        <w:tc>
+          <w:tcPr/>
+          <w:p>
+            <w:pPr>
+              <w:pStyle w:val="Compact"/>
+            </w:pPr>
+            <w:r>
+              <w:t xml:space="preserve">La referencia a suelo desnudo, hoy estimada del propio registro (§1.6). Dos minutos de trabajo convierten tres años de datos de nieve en una serie con procedencia. Anotar también si bajo el sensor hay suelo, pasto u hojarasca</w:t>
+            </w:r>
+          </w:p>
+        </w:tc>
+      </w:tr>
+      <w:tr>
+        <w:tc>
+          <w:tcPr/>
+          <w:p>
+            <w:pPr>
+              <w:pStyle w:val="Compact"/>
+            </w:pPr>
+            <w:r>
               <w:t xml:space="preserve">Cuatro fotografías desde el mástil, una por punto cardinal, más croquis de horizonte</w:t>
             </w:r>
           </w:p>
@@ -9203,8 +9995,8 @@
         </w:tc>
       </w:tr>
     </w:tbl>
-    <w:bookmarkEnd w:id="16"/>
-    <w:bookmarkStart w:id="17" w:name="Xdb168bf914feb4cbcaaab1bcec26f2d651bddc0"/>
+    <w:bookmarkEnd w:id="17"/>
+    <w:bookmarkStart w:id="18" w:name="Xdb168bf914feb4cbcaaab1bcec26f2d651bddc0"/>
     <w:p>
       <w:pPr>
         <w:pStyle w:val="Heading3"/>
@@ -9400,8 +10192,8 @@
         <w:t xml:space="preserve">Atlas de los Andes del Sur.</w:t>
       </w:r>
     </w:p>
-    <w:bookmarkEnd w:id="17"/>
-    <w:bookmarkStart w:id="18" w:name="requiere-gestión-externa"/>
+    <w:bookmarkEnd w:id="18"/>
+    <w:bookmarkStart w:id="19" w:name="requiere-gestión-externa"/>
     <w:p>
       <w:pPr>
         <w:pStyle w:val="Heading3"/>
@@ -9487,8 +10279,8 @@
         <w:t xml:space="preserve">modelos y series de los sensores.</w:t>
       </w:r>
     </w:p>
-    <w:bookmarkEnd w:id="18"/>
-    <w:bookmarkStart w:id="19" w:name="no-se-puede-reconstruir"/>
+    <w:bookmarkEnd w:id="19"/>
+    <w:bookmarkStart w:id="20" w:name="no-se-puede-reconstruir"/>
     <w:p>
       <w:pPr>
         <w:pStyle w:val="Heading3"/>
@@ -9560,9 +10352,9 @@
         </w:pict>
       </w:r>
     </w:p>
-    <w:bookmarkEnd w:id="19"/>
     <w:bookmarkEnd w:id="20"/>
-    <w:bookmarkStart w:id="21" w:name="contacto"/>
+    <w:bookmarkEnd w:id="21"/>
+    <w:bookmarkStart w:id="22" w:name="contacto"/>
     <w:p>
       <w:pPr>
         <w:pStyle w:val="Heading2"/>
@@ -9595,8 +10387,8 @@
         </w:pict>
       </w:r>
     </w:p>
-    <w:bookmarkEnd w:id="21"/>
-    <w:bookmarkStart w:id="22" w:name="anexo-reproducibilidad"/>
+    <w:bookmarkEnd w:id="22"/>
+    <w:bookmarkStart w:id="23" w:name="anexo-reproducibilidad"/>
     <w:p>
       <w:pPr>
         <w:pStyle w:val="Heading2"/>
@@ -9702,8 +10494,8 @@
         <w:t xml:space="preserve">python build_registry.py</w:t>
       </w:r>
     </w:p>
-    <w:bookmarkEnd w:id="22"/>
     <w:bookmarkEnd w:id="23"/>
+    <w:bookmarkEnd w:id="24"/>
     <w:sectPr>
       <w:footnotePr>
         <w:numRestart w:val="eachSect"/>
